--- a/ideas.docx
+++ b/ideas.docx
@@ -11,16 +11,310 @@
           <w:sz w:val="32"/>
         </w:rPr>
       </w:pPr>
+      <w:r>
+        <w:rPr>
+          <w:rFonts w:ascii="Times New Roman" w:hAnsi="Times New Roman"/>
+          <w:b/>
+          <w:sz w:val="32"/>
+        </w:rPr>
+        <w:t>Ý TƯỞNG</w:t>
+      </w:r>
+    </w:p>
+    <w:p>
+      <w:pPr>
+        <w:pStyle w:val="ListParagraph"/>
+        <w:numPr>
+          <w:ilvl w:val="0"/>
+          <w:numId w:val="1"/>
+        </w:numPr>
+        <w:rPr>
+          <w:rFonts w:ascii="Times New Roman" w:hAnsi="Times New Roman"/>
+          <w:b/>
+          <w:sz w:val="28"/>
+          <w:szCs w:val="28"/>
+        </w:rPr>
+      </w:pPr>
+      <w:r>
+        <w:rPr>
+          <w:rFonts w:ascii="Times New Roman" w:hAnsi="Times New Roman"/>
+          <w:b/>
+          <w:sz w:val="28"/>
+          <w:szCs w:val="28"/>
+        </w:rPr>
+        <w:t>Thu Thập Data:</w:t>
+      </w:r>
+    </w:p>
+    <w:p>
+      <w:pPr>
+        <w:pStyle w:val="ListParagraph"/>
+        <w:rPr>
+          <w:rFonts w:ascii="Times New Roman" w:hAnsi="Times New Roman"/>
+          <w:sz w:val="24"/>
+          <w:szCs w:val="28"/>
+        </w:rPr>
+      </w:pPr>
+      <w:r>
+        <w:rPr>
+          <w:rFonts w:ascii="Times New Roman" w:hAnsi="Times New Roman"/>
+          <w:sz w:val="24"/>
+          <w:szCs w:val="28"/>
+        </w:rPr>
+        <w:t>- Crawl dữ liệu từ các nguồn khác nhau, vì nếu lấy từ các trang kaggle, huggingface thì nó chỉ có một loại (news, essays, …), mô hình sẽ có khả năng học theo phong cách văn phong từ các loại khác nhau, nếu mà chỉ cho model học loại news thì lúc mà đưa văn bản vào model loại essay thì khả năng cao nó sẽ phân loại là AI.</w:t>
+      </w:r>
+    </w:p>
+    <w:p>
+      <w:pPr>
+        <w:pStyle w:val="ListParagraph"/>
+        <w:rPr>
+          <w:rFonts w:ascii="Times New Roman" w:hAnsi="Times New Roman"/>
+          <w:sz w:val="24"/>
+          <w:szCs w:val="28"/>
+        </w:rPr>
+      </w:pPr>
+      <w:r>
+        <w:rPr>
+          <w:rFonts w:ascii="Times New Roman" w:hAnsi="Times New Roman"/>
+          <w:b/>
+          <w:sz w:val="24"/>
+          <w:szCs w:val="28"/>
+        </w:rPr>
+        <w:t xml:space="preserve">- </w:t>
+      </w:r>
+      <w:r>
+        <w:rPr>
+          <w:rFonts w:ascii="Times New Roman" w:hAnsi="Times New Roman"/>
+          <w:sz w:val="24"/>
+          <w:szCs w:val="28"/>
+        </w:rPr>
+        <w:t>Nếu crawl từ nhiều loại (VD: email, news, essays, …) thì model sẽ tổng quát hóa tốt hơn. Cấu trúc dataset</w:t>
+      </w:r>
+      <w:r>
+        <w:rPr>
+          <w:rFonts w:ascii="Times New Roman" w:hAnsi="Times New Roman"/>
+          <w:sz w:val="24"/>
+          <w:szCs w:val="28"/>
+        </w:rPr>
+        <w:t xml:space="preserve"> dự kiến như sau: text – type – human/ai.</w:t>
+      </w:r>
+    </w:p>
+    <w:p>
+      <w:pPr>
+        <w:pStyle w:val="ListParagraph"/>
+        <w:rPr>
+          <w:rFonts w:ascii="Times New Roman" w:hAnsi="Times New Roman"/>
+          <w:sz w:val="24"/>
+          <w:szCs w:val="28"/>
+        </w:rPr>
+      </w:pPr>
+      <w:r>
+        <w:rPr>
+          <w:rFonts w:ascii="Times New Roman" w:hAnsi="Times New Roman"/>
+          <w:b/>
+          <w:sz w:val="24"/>
+          <w:szCs w:val="28"/>
+        </w:rPr>
+        <w:t>-</w:t>
+      </w:r>
+      <w:r>
+        <w:rPr>
+          <w:rFonts w:ascii="Times New Roman" w:hAnsi="Times New Roman"/>
+          <w:sz w:val="24"/>
+          <w:szCs w:val="28"/>
+        </w:rPr>
+        <w:t xml:space="preserve"> Khi crawl dữ liệu xong, đưa dữ liệu đó sang AI để generate ra content AI.</w:t>
+      </w:r>
+    </w:p>
+    <w:p>
+      <w:pPr>
+        <w:pStyle w:val="ListParagraph"/>
+        <w:numPr>
+          <w:ilvl w:val="0"/>
+          <w:numId w:val="1"/>
+        </w:numPr>
+        <w:rPr>
+          <w:rFonts w:ascii="Times New Roman" w:hAnsi="Times New Roman"/>
+          <w:b/>
+          <w:sz w:val="28"/>
+          <w:szCs w:val="28"/>
+        </w:rPr>
+      </w:pPr>
+      <w:r>
+        <w:rPr>
+          <w:rFonts w:ascii="Times New Roman" w:hAnsi="Times New Roman"/>
+          <w:b/>
+          <w:sz w:val="28"/>
+          <w:szCs w:val="28"/>
+        </w:rPr>
+        <w:t>Xử Lý Dữ Liệu &amp; Kiến Trúc Cho Project:</w:t>
+      </w:r>
+    </w:p>
+    <w:p>
+      <w:pPr>
+        <w:pStyle w:val="ListParagraph"/>
+        <w:rPr>
+          <w:rFonts w:ascii="Times New Roman" w:hAnsi="Times New Roman"/>
+          <w:b/>
+          <w:sz w:val="24"/>
+          <w:szCs w:val="28"/>
+        </w:rPr>
+      </w:pPr>
+      <w:r>
+        <w:rPr>
+          <w:rFonts w:ascii="Times New Roman" w:hAnsi="Times New Roman"/>
+          <w:b/>
+          <w:sz w:val="24"/>
+          <w:szCs w:val="28"/>
+        </w:rPr>
+        <w:t>2.1. Xử Lý Dữ Liệu:</w:t>
+      </w:r>
+    </w:p>
+    <w:p>
+      <w:pPr>
+        <w:pStyle w:val="ListParagraph"/>
+        <w:rPr>
+          <w:rFonts w:ascii="Times New Roman" w:hAnsi="Times New Roman"/>
+          <w:sz w:val="24"/>
+          <w:szCs w:val="28"/>
+        </w:rPr>
+      </w:pPr>
+      <w:r>
+        <w:rPr>
+          <w:rFonts w:ascii="Times New Roman" w:hAnsi="Times New Roman"/>
+          <w:sz w:val="24"/>
+          <w:szCs w:val="28"/>
+        </w:rPr>
+        <w:t xml:space="preserve">  Dữ liệu là Tiếng Việt nên sẽ xử lý phức tạp hơn so với Tiếng Anh.</w:t>
+      </w:r>
+    </w:p>
+    <w:p>
+      <w:pPr>
+        <w:pStyle w:val="ListParagraph"/>
+        <w:rPr>
+          <w:rFonts w:ascii="Times New Roman" w:hAnsi="Times New Roman"/>
+          <w:b/>
+          <w:sz w:val="24"/>
+          <w:szCs w:val="28"/>
+        </w:rPr>
+      </w:pPr>
+      <w:r>
+        <w:rPr>
+          <w:rFonts w:ascii="Times New Roman" w:hAnsi="Times New Roman"/>
+          <w:b/>
+          <w:sz w:val="24"/>
+          <w:szCs w:val="28"/>
+        </w:rPr>
+        <w:t>2.2. Kiến Trúc Cho Project</w:t>
+      </w:r>
+      <w:r>
+        <w:rPr>
+          <w:rFonts w:ascii="Times New Roman" w:hAnsi="Times New Roman"/>
+          <w:b/>
+          <w:sz w:val="24"/>
+          <w:szCs w:val="28"/>
+        </w:rPr>
+        <w:t>:</w:t>
+      </w:r>
+    </w:p>
+    <w:p>
+      <w:pPr>
+        <w:pStyle w:val="ListParagraph"/>
+        <w:rPr>
+          <w:rFonts w:ascii="Times New Roman" w:hAnsi="Times New Roman"/>
+          <w:sz w:val="24"/>
+          <w:szCs w:val="28"/>
+        </w:rPr>
+      </w:pPr>
+      <w:r>
+        <w:rPr>
+          <w:rFonts w:ascii="Times New Roman" w:hAnsi="Times New Roman"/>
+          <w:b/>
+          <w:sz w:val="24"/>
+          <w:szCs w:val="28"/>
+        </w:rPr>
+        <w:t xml:space="preserve">- </w:t>
+      </w:r>
+      <w:r>
+        <w:rPr>
+          <w:rFonts w:ascii="Times New Roman" w:hAnsi="Times New Roman"/>
+          <w:sz w:val="24"/>
+          <w:szCs w:val="28"/>
+        </w:rPr>
+        <w:t>Sử dụng kết hợp model LLM để đưa ra reponse phù hợp cho user và model DL để embedding, phân loại các text.</w:t>
+      </w:r>
+    </w:p>
+    <w:p>
+      <w:pPr>
+        <w:pStyle w:val="ListParagraph"/>
+        <w:rPr>
+          <w:rFonts w:ascii="Times New Roman" w:hAnsi="Times New Roman"/>
+          <w:sz w:val="24"/>
+          <w:szCs w:val="28"/>
+        </w:rPr>
+      </w:pPr>
+      <w:r>
+        <w:rPr>
+          <w:rFonts w:ascii="Times New Roman" w:hAnsi="Times New Roman"/>
+          <w:b/>
+          <w:sz w:val="24"/>
+          <w:szCs w:val="28"/>
+        </w:rPr>
+        <w:t>-</w:t>
+      </w:r>
+      <w:r>
+        <w:rPr>
+          <w:rFonts w:ascii="Times New Roman" w:hAnsi="Times New Roman"/>
+          <w:sz w:val="24"/>
+          <w:szCs w:val="28"/>
+        </w:rPr>
+        <w:t xml:space="preserve"> </w:t>
+      </w:r>
+      <w:r>
+        <w:rPr>
+          <w:rFonts w:ascii="Times New Roman" w:hAnsi="Times New Roman"/>
+          <w:sz w:val="24"/>
+          <w:szCs w:val="28"/>
+        </w:rPr>
+        <w:t>Phần frontend sẽ sử dụng React.</w:t>
+      </w:r>
+    </w:p>
+    <w:p>
+      <w:pPr>
+        <w:pStyle w:val="ListParagraph"/>
+        <w:rPr>
+          <w:rFonts w:ascii="Times New Roman" w:hAnsi="Times New Roman"/>
+          <w:sz w:val="24"/>
+          <w:szCs w:val="28"/>
+        </w:rPr>
+      </w:pPr>
+      <w:r>
+        <w:rPr>
+          <w:rFonts w:ascii="Times New Roman" w:hAnsi="Times New Roman"/>
+          <w:b/>
+          <w:sz w:val="24"/>
+          <w:szCs w:val="28"/>
+        </w:rPr>
+        <w:t>-</w:t>
+      </w:r>
+      <w:r>
+        <w:rPr>
+          <w:rFonts w:ascii="Times New Roman" w:hAnsi="Times New Roman"/>
+          <w:sz w:val="24"/>
+          <w:szCs w:val="28"/>
+        </w:rPr>
+        <w:t xml:space="preserve"> Xử lý API sẽ theo kiến trúc Restful API.</w:t>
+      </w:r>
+    </w:p>
+    <w:p>
+      <w:pPr>
+        <w:rPr>
+          <w:rFonts w:ascii="Times New Roman" w:hAnsi="Times New Roman"/>
+          <w:b/>
+          <w:sz w:val="28"/>
+          <w:szCs w:val="28"/>
+        </w:rPr>
+      </w:pPr>
       <w:bookmarkStart w:id="0" w:name="_GoBack"/>
       <w:bookmarkEnd w:id="0"/>
-      <w:r>
-        <w:rPr>
-          <w:rFonts w:ascii="Times New Roman" w:hAnsi="Times New Roman"/>
-          <w:b/>
-          <w:sz w:val="32"/>
-        </w:rPr>
-        <w:t>Ý TƯỞNG</w:t>
-      </w:r>
     </w:p>
     <w:sectPr>
       <w:pgSz w:w="12240" w:h="15840"/>
@@ -30,6 +324,192 @@
     </w:sectPr>
   </w:body>
 </w:document>
+</file>
+
+<file path=word/numbering.xml><?xml version="1.0" encoding="utf-8"?>
+<w:numbering xmlns:wpc="http://schemas.microsoft.com/office/word/2010/wordprocessingCanvas" xmlns:cx="http://schemas.microsoft.com/office/drawing/2014/chartex" xmlns:cx1="http://schemas.microsoft.com/office/drawing/2015/9/8/chartex" xmlns:cx2="http://schemas.microsoft.com/office/drawing/2015/10/21/chartex" xmlns:cx3="http://schemas.microsoft.com/office/drawing/2016/5/9/chartex" xmlns:cx4="http://schemas.microsoft.com/office/drawing/2016/5/10/chartex" xmlns:cx5="http://schemas.microsoft.com/office/drawing/2016/5/11/chartex" xmlns:cx6="http://schemas.microsoft.com/office/drawing/2016/5/12/chartex" xmlns:cx7="http://schemas.microsoft.com/office/drawing/2016/5/13/chartex" xmlns:cx8="http://schemas.microsoft.com/office/drawing/2016/5/14/chartex" xmlns:mc="http://schemas.openxmlformats.org/markup-compatibility/2006" xmlns:aink="http://schemas.microsoft.com/office/drawing/2016/ink" xmlns:am3d="http://schemas.microsoft.com/office/drawing/2017/model3d" xmlns:o="urn:schemas-microsoft-com:office:office" xmlns:r="http://schemas.openxmlformats.org/officeDocument/2006/relationships" xmlns:m="http://schemas.openxmlformats.org/officeDocument/2006/math" xmlns:v="urn:schemas-microsoft-com:vml" xmlns:wp14="http://schemas.microsoft.com/office/word/2010/wordprocessingDrawing" xmlns:wp="http://schemas.openxmlformats.org/drawingml/2006/wordprocessingDrawing" xmlns:w10="urn:schemas-microsoft-com:office:word" xmlns:w="http://schemas.openxmlformats.org/wordprocessingml/2006/main" xmlns:w14="http://schemas.microsoft.com/office/word/2010/wordml" xmlns:w15="http://schemas.microsoft.com/office/word/2012/wordml" xmlns:w16cid="http://schemas.microsoft.com/office/word/2016/wordml/cid" xmlns:w16se="http://schemas.microsoft.com/office/word/2015/wordml/symex" xmlns:wpg="http://schemas.microsoft.com/office/word/2010/wordprocessingGroup" xmlns:wpi="http://schemas.microsoft.com/office/word/2010/wordprocessingInk" xmlns:wne="http://schemas.microsoft.com/office/word/2006/wordml" xmlns:wps="http://schemas.microsoft.com/office/word/2010/wordprocessingShape" mc:Ignorable="w14 w15 w16se w16cid wp14">
+  <w:abstractNum w:abstractNumId="0" w15:restartNumberingAfterBreak="0">
+    <w:nsid w:val="6D150178"/>
+    <w:multiLevelType w:val="hybridMultilevel"/>
+    <w:tmpl w:val="3CFC1784"/>
+    <w:lvl w:ilvl="0" w:tplc="0409000F">
+      <w:start w:val="1"/>
+      <w:numFmt w:val="decimal"/>
+      <w:lvlText w:val="%1."/>
+      <w:lvlJc w:val="left"/>
+      <w:pPr>
+        <w:ind w:left="720" w:hanging="360"/>
+      </w:pPr>
+    </w:lvl>
+    <w:lvl w:ilvl="1" w:tplc="04090019" w:tentative="1">
+      <w:start w:val="1"/>
+      <w:numFmt w:val="lowerLetter"/>
+      <w:lvlText w:val="%2."/>
+      <w:lvlJc w:val="left"/>
+      <w:pPr>
+        <w:ind w:left="1440" w:hanging="360"/>
+      </w:pPr>
+    </w:lvl>
+    <w:lvl w:ilvl="2" w:tplc="0409001B" w:tentative="1">
+      <w:start w:val="1"/>
+      <w:numFmt w:val="lowerRoman"/>
+      <w:lvlText w:val="%3."/>
+      <w:lvlJc w:val="right"/>
+      <w:pPr>
+        <w:ind w:left="2160" w:hanging="180"/>
+      </w:pPr>
+    </w:lvl>
+    <w:lvl w:ilvl="3" w:tplc="0409000F" w:tentative="1">
+      <w:start w:val="1"/>
+      <w:numFmt w:val="decimal"/>
+      <w:lvlText w:val="%4."/>
+      <w:lvlJc w:val="left"/>
+      <w:pPr>
+        <w:ind w:left="2880" w:hanging="360"/>
+      </w:pPr>
+    </w:lvl>
+    <w:lvl w:ilvl="4" w:tplc="04090019" w:tentative="1">
+      <w:start w:val="1"/>
+      <w:numFmt w:val="lowerLetter"/>
+      <w:lvlText w:val="%5."/>
+      <w:lvlJc w:val="left"/>
+      <w:pPr>
+        <w:ind w:left="3600" w:hanging="360"/>
+      </w:pPr>
+    </w:lvl>
+    <w:lvl w:ilvl="5" w:tplc="0409001B" w:tentative="1">
+      <w:start w:val="1"/>
+      <w:numFmt w:val="lowerRoman"/>
+      <w:lvlText w:val="%6."/>
+      <w:lvlJc w:val="right"/>
+      <w:pPr>
+        <w:ind w:left="4320" w:hanging="180"/>
+      </w:pPr>
+    </w:lvl>
+    <w:lvl w:ilvl="6" w:tplc="0409000F" w:tentative="1">
+      <w:start w:val="1"/>
+      <w:numFmt w:val="decimal"/>
+      <w:lvlText w:val="%7."/>
+      <w:lvlJc w:val="left"/>
+      <w:pPr>
+        <w:ind w:left="5040" w:hanging="360"/>
+      </w:pPr>
+    </w:lvl>
+    <w:lvl w:ilvl="7" w:tplc="04090019" w:tentative="1">
+      <w:start w:val="1"/>
+      <w:numFmt w:val="lowerLetter"/>
+      <w:lvlText w:val="%8."/>
+      <w:lvlJc w:val="left"/>
+      <w:pPr>
+        <w:ind w:left="5760" w:hanging="360"/>
+      </w:pPr>
+    </w:lvl>
+    <w:lvl w:ilvl="8" w:tplc="0409001B" w:tentative="1">
+      <w:start w:val="1"/>
+      <w:numFmt w:val="lowerRoman"/>
+      <w:lvlText w:val="%9."/>
+      <w:lvlJc w:val="right"/>
+      <w:pPr>
+        <w:ind w:left="6480" w:hanging="180"/>
+      </w:pPr>
+    </w:lvl>
+  </w:abstractNum>
+  <w:abstractNum w:abstractNumId="1" w15:restartNumberingAfterBreak="0">
+    <w:nsid w:val="7C7323C7"/>
+    <w:multiLevelType w:val="hybridMultilevel"/>
+    <w:tmpl w:val="DEE0E1B0"/>
+    <w:lvl w:ilvl="0" w:tplc="0409000F">
+      <w:start w:val="1"/>
+      <w:numFmt w:val="decimal"/>
+      <w:lvlText w:val="%1."/>
+      <w:lvlJc w:val="left"/>
+      <w:pPr>
+        <w:ind w:left="720" w:hanging="360"/>
+      </w:pPr>
+      <w:rPr>
+        <w:rFonts w:hint="default"/>
+      </w:rPr>
+    </w:lvl>
+    <w:lvl w:ilvl="1" w:tplc="04090019" w:tentative="1">
+      <w:start w:val="1"/>
+      <w:numFmt w:val="lowerLetter"/>
+      <w:lvlText w:val="%2."/>
+      <w:lvlJc w:val="left"/>
+      <w:pPr>
+        <w:ind w:left="1440" w:hanging="360"/>
+      </w:pPr>
+    </w:lvl>
+    <w:lvl w:ilvl="2" w:tplc="0409001B" w:tentative="1">
+      <w:start w:val="1"/>
+      <w:numFmt w:val="lowerRoman"/>
+      <w:lvlText w:val="%3."/>
+      <w:lvlJc w:val="right"/>
+      <w:pPr>
+        <w:ind w:left="2160" w:hanging="180"/>
+      </w:pPr>
+    </w:lvl>
+    <w:lvl w:ilvl="3" w:tplc="0409000F" w:tentative="1">
+      <w:start w:val="1"/>
+      <w:numFmt w:val="decimal"/>
+      <w:lvlText w:val="%4."/>
+      <w:lvlJc w:val="left"/>
+      <w:pPr>
+        <w:ind w:left="2880" w:hanging="360"/>
+      </w:pPr>
+    </w:lvl>
+    <w:lvl w:ilvl="4" w:tplc="04090019" w:tentative="1">
+      <w:start w:val="1"/>
+      <w:numFmt w:val="lowerLetter"/>
+      <w:lvlText w:val="%5."/>
+      <w:lvlJc w:val="left"/>
+      <w:pPr>
+        <w:ind w:left="3600" w:hanging="360"/>
+      </w:pPr>
+    </w:lvl>
+    <w:lvl w:ilvl="5" w:tplc="0409001B" w:tentative="1">
+      <w:start w:val="1"/>
+      <w:numFmt w:val="lowerRoman"/>
+      <w:lvlText w:val="%6."/>
+      <w:lvlJc w:val="right"/>
+      <w:pPr>
+        <w:ind w:left="4320" w:hanging="180"/>
+      </w:pPr>
+    </w:lvl>
+    <w:lvl w:ilvl="6" w:tplc="0409000F" w:tentative="1">
+      <w:start w:val="1"/>
+      <w:numFmt w:val="decimal"/>
+      <w:lvlText w:val="%7."/>
+      <w:lvlJc w:val="left"/>
+      <w:pPr>
+        <w:ind w:left="5040" w:hanging="360"/>
+      </w:pPr>
+    </w:lvl>
+    <w:lvl w:ilvl="7" w:tplc="04090019" w:tentative="1">
+      <w:start w:val="1"/>
+      <w:numFmt w:val="lowerLetter"/>
+      <w:lvlText w:val="%8."/>
+      <w:lvlJc w:val="left"/>
+      <w:pPr>
+        <w:ind w:left="5760" w:hanging="360"/>
+      </w:pPr>
+    </w:lvl>
+    <w:lvl w:ilvl="8" w:tplc="0409001B" w:tentative="1">
+      <w:start w:val="1"/>
+      <w:numFmt w:val="lowerRoman"/>
+      <w:lvlText w:val="%9."/>
+      <w:lvlJc w:val="right"/>
+      <w:pPr>
+        <w:ind w:left="6480" w:hanging="180"/>
+      </w:pPr>
+    </w:lvl>
+  </w:abstractNum>
+  <w:num w:numId="1">
+    <w:abstractNumId w:val="0"/>
+  </w:num>
+  <w:num w:numId="2">
+    <w:abstractNumId w:val="1"/>
+  </w:num>
+</w:numbering>
 </file>
 
 <file path=word/styles.xml><?xml version="1.0" encoding="utf-8"?>
@@ -457,6 +937,17 @@
     <w:semiHidden/>
     <w:unhideWhenUsed/>
   </w:style>
+  <w:style w:type="paragraph" w:styleId="ListParagraph">
+    <w:name w:val="List Paragraph"/>
+    <w:basedOn w:val="Normal"/>
+    <w:uiPriority w:val="34"/>
+    <w:qFormat/>
+    <w:rsid w:val="00B11BAD"/>
+    <w:pPr>
+      <w:ind w:left="720"/>
+      <w:contextualSpacing/>
+    </w:pPr>
+  </w:style>
 </w:styles>
 </file>
 

--- a/ideas.docx
+++ b/ideas.docx
@@ -94,7 +94,25 @@
           <w:sz w:val="24"/>
           <w:szCs w:val="28"/>
         </w:rPr>
-        <w:t xml:space="preserve"> dự kiến như sau: text – type – human/ai.</w:t>
+        <w:t xml:space="preserve"> dự kiến như sau: text – type – human/ai</w:t>
+      </w:r>
+      <w:r>
+        <w:rPr>
+          <w:rFonts w:ascii="Times New Roman" w:hAnsi="Times New Roman"/>
+          <w:sz w:val="24"/>
+          <w:szCs w:val="28"/>
+        </w:rPr>
+        <w:t xml:space="preserve"> (Dự kiến)</w:t>
+      </w:r>
+      <w:bookmarkStart w:id="0" w:name="_GoBack"/>
+      <w:bookmarkEnd w:id="0"/>
+      <w:r>
+        <w:rPr>
+          <w:rFonts w:ascii="Times New Roman" w:hAnsi="Times New Roman"/>
+          <w:sz w:val="24"/>
+          <w:szCs w:val="28"/>
+        </w:rPr>
+        <w:t>.</w:t>
       </w:r>
     </w:p>
     <w:p>
@@ -121,7 +139,23 @@
           <w:sz w:val="24"/>
           <w:szCs w:val="28"/>
         </w:rPr>
-        <w:t xml:space="preserve"> Khi crawl dữ liệu xong, đưa dữ liệu đó sang AI để generate ra content AI.</w:t>
+        <w:t xml:space="preserve"> Khi crawl dữ liệu xong, đưa dữ liệu đó sang AI để generate ra content AI</w:t>
+      </w:r>
+      <w:r>
+        <w:rPr>
+          <w:rFonts w:ascii="Times New Roman" w:hAnsi="Times New Roman"/>
+          <w:sz w:val="24"/>
+          <w:szCs w:val="28"/>
+        </w:rPr>
+        <w:t xml:space="preserve"> (Dự kiến)</w:t>
+      </w:r>
+      <w:r>
+        <w:rPr>
+          <w:rFonts w:ascii="Times New Roman" w:hAnsi="Times New Roman"/>
+          <w:sz w:val="24"/>
+          <w:szCs w:val="28"/>
+        </w:rPr>
+        <w:t>.</w:t>
       </w:r>
     </w:p>
     <w:p>
@@ -313,8 +347,6 @@
           <w:szCs w:val="28"/>
         </w:rPr>
       </w:pPr>
-      <w:bookmarkStart w:id="0" w:name="_GoBack"/>
-      <w:bookmarkEnd w:id="0"/>
     </w:p>
     <w:sectPr>
       <w:pgSz w:w="12240" w:h="15840"/>
